--- a/plugin/src/store/parse/fixtures/docx-withimage.docx
+++ b/plugin/src/store/parse/fixtures/docx-withimage.docx
@@ -1,5 +1,67 @@
 
-<file path=word/document.xml><?xml version="1.0" encoding="UTF-8" standalone="yes"?><w:document xmlns:w="http://schemas.openxmlformats.org/wordprocessingml/2006/main"><w:body><w:p><w:pPr><w:pStyle w:val="Heading1"/></w:pPr><w:r><w:t xml:space="preserve">图片文档标题</w:t></w:r></w:p><w:p><w:r><w:t xml:space="preserve">图片前正文</w:t></w:r></w:p><w:p><w:r><w:rPr></w:rPr><w:drawing><wp:inline distT="0" distB="0" distL="0" distR="0" xmlns:wp="http://schemas.openxmlformats.org/drawingml/2006/wordprocessingDrawing"><wp:extent cx="9525" cy="9525"/><wp:docPr id="1" name="图片 1"/><a:graphic xmlns:a="http://schemas.openxmlformats.org/drawingml/2006/main"><a:graphicData uri="http://schemas.openxmlformats.org/drawingml/2006/picture"><pic:pic xmlns:pic="http://schemas.openxmlformats.org/drawingml/2006/picture"><pic:nvPicPr><pic:cNvPr id="1" name="图片 1"/><pic:cNvPicPr/></pic:nvPicPr><pic:blipFill><a:blip r:embed="rIdImg1"/><a:stretch><a:fillRect/></a:stretch></pic:blipFill><pic:spPr><a:xfrm><a:off x="0" y="0"/><a:ext cx="9525" cy="9525"/></a:xfrm><a:prstGeom prst="rect"><a:avLst/></a:prstGeom></pic:spPr></pic:pic></a:graphicData></a:graphic></wp:inline></w:drawing></w:r></w:p><w:p><w:r><w:t xml:space="preserve">图片后正文</w:t></w:r></w:p><w:sectPr><w:pgSz w:w="11906" w:h="16838"/><w:pgMar w:top="1440" w:right="1800" w:bottom="1440" w:left="1800"/></w:sectPr></w:body></w:document>
+<file path=word/document.xml><?xml version="1.0" encoding="utf-8"?>
+<w:document xmlns:w="http://schemas.openxmlformats.org/wordprocessingml/2006/main" xmlns:r="http://schemas.openxmlformats.org/officeDocument/2006/relationships">
+  <w:body>
+    <w:p>
+      <w:pPr>
+        <w:pStyle w:val="Heading1"/>
+      </w:pPr>
+      <w:r>
+        <w:t xml:space="preserve">图片文档标题</w:t>
+      </w:r>
+    </w:p>
+    <w:p>
+      <w:r>
+        <w:t xml:space="preserve">图片前正文</w:t>
+      </w:r>
+    </w:p>
+    <w:p>
+      <w:r>
+        <w:rPr/>
+        <w:drawing>
+          <wp:inline xmlns:wp="http://schemas.openxmlformats.org/drawingml/2006/wordprocessingDrawing" distT="0" distB="0" distL="0" distR="0">
+            <wp:extent cx="9525" cy="9525"/>
+            <wp:docPr id="1" name="图片 1"/>
+            <a:graphic xmlns:a="http://schemas.openxmlformats.org/drawingml/2006/main">
+              <a:graphicData uri="http://schemas.openxmlformats.org/drawingml/2006/picture">
+                <pic:pic xmlns:pic="http://schemas.openxmlformats.org/drawingml/2006/picture">
+                  <pic:nvPicPr>
+                    <pic:cNvPr id="1" name="图片 1"/>
+                    <pic:cNvPicPr/>
+                  </pic:nvPicPr>
+                  <pic:blipFill>
+                    <a:blip r:embed="rIdImg1"/>
+                    <a:stretch>
+                      <a:fillRect/>
+                    </a:stretch>
+                  </pic:blipFill>
+                  <pic:spPr>
+                    <a:xfrm>
+                      <a:off x="0" y="0"/>
+                      <a:ext cx="9525" cy="9525"/>
+                    </a:xfrm>
+                    <a:prstGeom prst="rect">
+                      <a:avLst/>
+                    </a:prstGeom>
+                  </pic:spPr>
+                </pic:pic>
+              </a:graphicData>
+            </a:graphic>
+          </wp:inline>
+        </w:drawing>
+      </w:r>
+    </w:p>
+    <w:p>
+      <w:r>
+        <w:t xml:space="preserve">图片后正文</w:t>
+      </w:r>
+    </w:p>
+    <w:sectPr>
+      <w:pgSz w:w="11906" w:h="16838"/>
+      <w:pgMar w:top="1440" w:right="1800" w:bottom="1440" w:left="1800"/>
+    </w:sectPr>
+  </w:body>
+</w:document>
 </file>
 
 <file path=word/styles.xml><?xml version="1.0" encoding="utf-8"?>
